--- a/frontend/public/docs/cookie-policy.docx
+++ b/frontend/public/docs/cookie-policy.docx
@@ -8,7 +8,6 @@
       </w:pPr>
       <w:r>
         <w:rPr>
-          <w:rFonts w:ascii="Arial" w:hAnsi="Arial" w:eastAsia="Arial"/>
           <w:b/>
           <w:color w:val="142235"/>
           <w:sz w:val="36"/>
@@ -22,7 +21,6 @@
       </w:pPr>
       <w:r>
         <w:rPr>
-          <w:rFonts w:ascii="Arial" w:hAnsi="Arial" w:eastAsia="Arial"/>
           <w:color w:val="5A6474"/>
           <w:sz w:val="20"/>
         </w:rPr>
@@ -31,155 +29,138 @@
     </w:p>
     <w:p>
       <w:pPr>
-        <w:pStyle w:val="Heading1"/>
+        <w:pStyle w:val="1"/>
       </w:pPr>
       <w:r>
         <w:rPr>
-          <w:rFonts w:ascii="Arial" w:hAnsi="Arial" w:eastAsia="Arial"/>
+          <w:rFonts w:ascii="Arial" w:eastAsia="Arial" w:hAnsi="Arial"/>
         </w:rPr>
         <w:t>1. Что такое файлы cookie?</w:t>
       </w:r>
     </w:p>
     <w:p>
       <w:r>
-        <w:rPr>
-          <w:rFonts w:ascii="Arial" w:hAnsi="Arial" w:eastAsia="Arial"/>
-        </w:rPr>
         <w:t>Файлы cookie — это небольшие текстовые файлы, которые сохраняются на вашем устройстве (компьютере, планшете или смартфоне) при посещении сайта. Они используются для обеспечения работы сайта, сохранения выбранных действий пользователя, авторизации, восстановления незавершённого заказа, а также для анализа работы сайта и улучшения интерфейса.</w:t>
       </w:r>
     </w:p>
     <w:p>
       <w:pPr>
-        <w:pStyle w:val="Heading1"/>
+        <w:pStyle w:val="1"/>
       </w:pPr>
       <w:r>
         <w:rPr>
-          <w:rFonts w:ascii="Arial" w:hAnsi="Arial" w:eastAsia="Arial"/>
+          <w:rFonts w:ascii="Arial" w:eastAsia="Arial" w:hAnsi="Arial"/>
         </w:rPr>
         <w:t>2. Какие типы cookie мы используем?</w:t>
       </w:r>
     </w:p>
     <w:p>
       <w:r>
-        <w:rPr>
-          <w:rFonts w:ascii="Arial" w:hAnsi="Arial" w:eastAsia="Arial"/>
-        </w:rPr>
         <w:t>Сайт https://sproogeek.com использует следующие категории файлов cookie и похожих технологий хранения данных браузера (cookie, localStorage и sessionStorage):</w:t>
       </w:r>
     </w:p>
     <w:p>
       <w:pPr>
-        <w:pStyle w:val="Heading2"/>
+        <w:pStyle w:val="2"/>
       </w:pPr>
       <w:r>
         <w:rPr>
-          <w:rFonts w:ascii="Arial" w:hAnsi="Arial" w:eastAsia="Arial"/>
+          <w:rFonts w:ascii="Arial" w:eastAsia="Arial" w:hAnsi="Arial"/>
         </w:rPr>
         <w:t>Строго необходимые (технические) cookie:</w:t>
       </w:r>
     </w:p>
     <w:p>
       <w:r>
-        <w:rPr>
-          <w:rFonts w:ascii="Arial" w:hAnsi="Arial" w:eastAsia="Arial"/>
-        </w:rPr>
         <w:t>Эти файлы необходимы для корректной работы сайта. Они обеспечивают авторизацию пользователя, сохранение корзины/незавершённого заказа, восстановление сессии и применение выбранного решения по cookie-уведомлению. Без этих файлов часть функций сайта, включая личный кабинет и оформление заказа, может работать некорректно.</w:t>
       </w:r>
     </w:p>
     <w:p>
       <w:pPr>
-        <w:pStyle w:val="Heading2"/>
+        <w:pStyle w:val="2"/>
       </w:pPr>
       <w:r>
         <w:rPr>
-          <w:rFonts w:ascii="Arial" w:hAnsi="Arial" w:eastAsia="Arial"/>
+          <w:rFonts w:ascii="Arial" w:eastAsia="Arial" w:hAnsi="Arial"/>
         </w:rPr>
         <w:t>Функциональные cookie и локальное хранилище:</w:t>
       </w:r>
     </w:p>
     <w:p>
       <w:r>
-        <w:rPr>
-          <w:rFonts w:ascii="Arial" w:hAnsi="Arial" w:eastAsia="Arial"/>
-        </w:rPr>
         <w:t>Эти данные позволяют сайту запоминать выбранные пользователем настройки и состояние интерфейса: язык, тему, черновик конфигуратора, скрытые подсказки и временные параметры OAuth-авторизации. Они используются для удобства пользователя и не предназначены для показа рекламы.</w:t>
       </w:r>
     </w:p>
     <w:p>
       <w:pPr>
-        <w:pStyle w:val="Heading2"/>
+        <w:pStyle w:val="2"/>
       </w:pPr>
       <w:r>
         <w:rPr>
-          <w:rFonts w:ascii="Arial" w:hAnsi="Arial" w:eastAsia="Arial"/>
+          <w:rFonts w:ascii="Arial" w:eastAsia="Arial" w:hAnsi="Arial"/>
         </w:rPr>
         <w:t>Аналитические / статистические cookie:</w:t>
       </w:r>
     </w:p>
     <w:p>
       <w:r>
-        <w:rPr>
-          <w:rFonts w:ascii="Arial" w:hAnsi="Arial" w:eastAsia="Arial"/>
-        </w:rPr>
         <w:t>Для анализа посещаемости и качества работы интерфейса на сайте используется Яндекс.Метрика. Она помогает понимать, какие разделы посещают пользователи, как работает конструктор и где возникают трудности. Яндекс.Метрика может устанавливать cookie вида _ym_uid, _ym_d, _ym_isad, _ym_visorc и аналогичные технические идентификаторы.</w:t>
       </w:r>
     </w:p>
     <w:p>
       <w:pPr>
-        <w:pStyle w:val="Heading2"/>
+        <w:pStyle w:val="2"/>
       </w:pPr>
       <w:r>
         <w:rPr>
-          <w:rFonts w:ascii="Arial" w:hAnsi="Arial" w:eastAsia="Arial"/>
+          <w:rFonts w:ascii="Arial" w:eastAsia="Arial" w:hAnsi="Arial"/>
         </w:rPr>
         <w:t>Маркетинговые / рекламные cookie:</w:t>
       </w:r>
     </w:p>
     <w:p>
       <w:r>
-        <w:rPr>
-          <w:rFonts w:ascii="Arial" w:hAnsi="Arial" w:eastAsia="Arial"/>
-        </w:rPr>
         <w:t>На текущий момент сайт не использует собственные маркетинговые или рекламные cookie вроде Facebook Pixel или Google Analytics. Если в будущем такие инструменты будут подключены, политика будет обновлена. При использовании входа через Google или Яндекс соответствующие сервисы могут применять собственные cookies и правила обработки данных на своих доменах.</w:t>
       </w:r>
     </w:p>
     <w:p>
       <w:pPr>
-        <w:pStyle w:val="Heading2"/>
+        <w:pStyle w:val="2"/>
       </w:pPr>
       <w:r>
         <w:rPr>
-          <w:rFonts w:ascii="Arial" w:hAnsi="Arial" w:eastAsia="Arial"/>
+          <w:rFonts w:ascii="Arial" w:eastAsia="Arial" w:hAnsi="Arial"/>
         </w:rPr>
         <w:t>Основные используемые cookies и похожие технологии:</w:t>
       </w:r>
     </w:p>
     <w:tbl>
       <w:tblPr>
-        <w:tblW w:type="auto" w:w="0"/>
+        <w:tblW w:w="0" w:type="auto"/>
         <w:jc w:val="center"/>
-        <w:tblLook w:firstColumn="1" w:firstRow="1" w:lastColumn="0" w:lastRow="0" w:noHBand="0" w:noVBand="1" w:val="04A0"/>
+        <w:tblLook w:val="04A0" w:firstRow="1" w:lastRow="0" w:firstColumn="1" w:lastColumn="0" w:noHBand="0" w:noVBand="1"/>
       </w:tblPr>
       <w:tblGrid>
-        <w:gridCol w:w="2364"/>
-        <w:gridCol w:w="2364"/>
-        <w:gridCol w:w="2364"/>
-        <w:gridCol w:w="2364"/>
+        <w:gridCol w:w="2758"/>
+        <w:gridCol w:w="2235"/>
+        <w:gridCol w:w="2257"/>
+        <w:gridCol w:w="2208"/>
       </w:tblGrid>
       <w:tr>
-        <w:tc>
-          <w:tcPr>
-            <w:tcW w:type="dxa" w:w="2364"/>
-            <w:shd w:fill="D9EAF7"/>
-          </w:tcPr>
-          <w:p>
-            <w:pPr>
-              <w:spacing w:after="0"/>
-            </w:pPr>
-            <w:r/>
-            <w:r>
-              <w:rPr>
-                <w:rFonts w:ascii="Arial" w:hAnsi="Arial" w:eastAsia="Arial"/>
+        <w:trPr>
+          <w:jc w:val="center"/>
+        </w:trPr>
+        <w:tc>
+          <w:tcPr>
+            <w:tcW w:w="2364" w:type="dxa"/>
+            <w:shd w:val="clear" w:color="auto" w:fill="D9EAF7"/>
+          </w:tcPr>
+          <w:p>
+            <w:pPr>
+              <w:spacing w:after="0"/>
+            </w:pPr>
+            <w:r>
+              <w:rPr>
                 <w:b/>
                 <w:sz w:val="17"/>
               </w:rPr>
@@ -189,17 +170,15 @@
         </w:tc>
         <w:tc>
           <w:tcPr>
-            <w:tcW w:type="dxa" w:w="2364"/>
-            <w:shd w:fill="D9EAF7"/>
-          </w:tcPr>
-          <w:p>
-            <w:pPr>
-              <w:spacing w:after="0"/>
-            </w:pPr>
-            <w:r/>
-            <w:r>
-              <w:rPr>
-                <w:rFonts w:ascii="Arial" w:hAnsi="Arial" w:eastAsia="Arial"/>
+            <w:tcW w:w="2364" w:type="dxa"/>
+            <w:shd w:val="clear" w:color="auto" w:fill="D9EAF7"/>
+          </w:tcPr>
+          <w:p>
+            <w:pPr>
+              <w:spacing w:after="0"/>
+            </w:pPr>
+            <w:r>
+              <w:rPr>
                 <w:b/>
                 <w:sz w:val="17"/>
               </w:rPr>
@@ -209,17 +188,15 @@
         </w:tc>
         <w:tc>
           <w:tcPr>
-            <w:tcW w:type="dxa" w:w="2364"/>
-            <w:shd w:fill="D9EAF7"/>
-          </w:tcPr>
-          <w:p>
-            <w:pPr>
-              <w:spacing w:after="0"/>
-            </w:pPr>
-            <w:r/>
-            <w:r>
-              <w:rPr>
-                <w:rFonts w:ascii="Arial" w:hAnsi="Arial" w:eastAsia="Arial"/>
+            <w:tcW w:w="2364" w:type="dxa"/>
+            <w:shd w:val="clear" w:color="auto" w:fill="D9EAF7"/>
+          </w:tcPr>
+          <w:p>
+            <w:pPr>
+              <w:spacing w:after="0"/>
+            </w:pPr>
+            <w:r>
+              <w:rPr>
                 <w:b/>
                 <w:sz w:val="17"/>
               </w:rPr>
@@ -229,17 +206,15 @@
         </w:tc>
         <w:tc>
           <w:tcPr>
-            <w:tcW w:type="dxa" w:w="2364"/>
-            <w:shd w:fill="D9EAF7"/>
-          </w:tcPr>
-          <w:p>
-            <w:pPr>
-              <w:spacing w:after="0"/>
-            </w:pPr>
-            <w:r/>
-            <w:r>
-              <w:rPr>
-                <w:rFonts w:ascii="Arial" w:hAnsi="Arial" w:eastAsia="Arial"/>
+            <w:tcW w:w="2364" w:type="dxa"/>
+            <w:shd w:val="clear" w:color="auto" w:fill="D9EAF7"/>
+          </w:tcPr>
+          <w:p>
+            <w:pPr>
+              <w:spacing w:after="0"/>
+            </w:pPr>
+            <w:r>
+              <w:rPr>
                 <w:b/>
                 <w:sz w:val="17"/>
               </w:rPr>
@@ -249,20 +224,20 @@
         </w:tc>
       </w:tr>
       <w:tr>
-        <w:tc>
-          <w:tcPr>
-            <w:tcW w:type="dxa" w:w="2364"/>
-            <w:vAlign w:val="center"/>
-          </w:tcPr>
-          <w:p>
-            <w:pPr>
-              <w:spacing w:after="0"/>
-            </w:pPr>
-            <w:r/>
-            <w:r>
-              <w:rPr>
-                <w:rFonts w:ascii="Arial" w:hAnsi="Arial" w:eastAsia="Arial"/>
-                <w:b w:val="0"/>
+        <w:trPr>
+          <w:jc w:val="center"/>
+        </w:trPr>
+        <w:tc>
+          <w:tcPr>
+            <w:tcW w:w="2364" w:type="dxa"/>
+            <w:vAlign w:val="center"/>
+          </w:tcPr>
+          <w:p>
+            <w:pPr>
+              <w:spacing w:after="0"/>
+            </w:pPr>
+            <w:r>
+              <w:rPr>
                 <w:sz w:val="17"/>
               </w:rPr>
               <w:t>spruzhuk_auth</w:t>
@@ -271,18 +246,15 @@
         </w:tc>
         <w:tc>
           <w:tcPr>
-            <w:tcW w:type="dxa" w:w="2364"/>
-            <w:vAlign w:val="center"/>
-          </w:tcPr>
-          <w:p>
-            <w:pPr>
-              <w:spacing w:after="0"/>
-            </w:pPr>
-            <w:r/>
-            <w:r>
-              <w:rPr>
-                <w:rFonts w:ascii="Arial" w:hAnsi="Arial" w:eastAsia="Arial"/>
-                <w:b w:val="0"/>
+            <w:tcW w:w="2364" w:type="dxa"/>
+            <w:vAlign w:val="center"/>
+          </w:tcPr>
+          <w:p>
+            <w:pPr>
+              <w:spacing w:after="0"/>
+            </w:pPr>
+            <w:r>
+              <w:rPr>
                 <w:sz w:val="17"/>
               </w:rPr>
               <w:t>cookie</w:t>
@@ -291,18 +263,15 @@
         </w:tc>
         <w:tc>
           <w:tcPr>
-            <w:tcW w:type="dxa" w:w="2364"/>
-            <w:vAlign w:val="center"/>
-          </w:tcPr>
-          <w:p>
-            <w:pPr>
-              <w:spacing w:after="0"/>
-            </w:pPr>
-            <w:r/>
-            <w:r>
-              <w:rPr>
-                <w:rFonts w:ascii="Arial" w:hAnsi="Arial" w:eastAsia="Arial"/>
-                <w:b w:val="0"/>
+            <w:tcW w:w="2364" w:type="dxa"/>
+            <w:vAlign w:val="center"/>
+          </w:tcPr>
+          <w:p>
+            <w:pPr>
+              <w:spacing w:after="0"/>
+            </w:pPr>
+            <w:r>
+              <w:rPr>
                 <w:sz w:val="17"/>
               </w:rPr>
               <w:t>JWT-токен авторизации, если пользователь принял cookie; используется для входа в личный кабинет.</w:t>
@@ -311,18 +280,15 @@
         </w:tc>
         <w:tc>
           <w:tcPr>
-            <w:tcW w:type="dxa" w:w="2364"/>
-            <w:vAlign w:val="center"/>
-          </w:tcPr>
-          <w:p>
-            <w:pPr>
-              <w:spacing w:after="0"/>
-            </w:pPr>
-            <w:r/>
-            <w:r>
-              <w:rPr>
-                <w:rFonts w:ascii="Arial" w:hAnsi="Arial" w:eastAsia="Arial"/>
-                <w:b w:val="0"/>
+            <w:tcW w:w="2364" w:type="dxa"/>
+            <w:vAlign w:val="center"/>
+          </w:tcPr>
+          <w:p>
+            <w:pPr>
+              <w:spacing w:after="0"/>
+            </w:pPr>
+            <w:r>
+              <w:rPr>
                 <w:sz w:val="17"/>
               </w:rPr>
               <w:t>до 30 дней</w:t>
@@ -331,20 +297,20 @@
         </w:tc>
       </w:tr>
       <w:tr>
-        <w:tc>
-          <w:tcPr>
-            <w:tcW w:type="dxa" w:w="2364"/>
-            <w:vAlign w:val="center"/>
-          </w:tcPr>
-          <w:p>
-            <w:pPr>
-              <w:spacing w:after="0"/>
-            </w:pPr>
-            <w:r/>
-            <w:r>
-              <w:rPr>
-                <w:rFonts w:ascii="Arial" w:hAnsi="Arial" w:eastAsia="Arial"/>
-                <w:b w:val="0"/>
+        <w:trPr>
+          <w:jc w:val="center"/>
+        </w:trPr>
+        <w:tc>
+          <w:tcPr>
+            <w:tcW w:w="2364" w:type="dxa"/>
+            <w:vAlign w:val="center"/>
+          </w:tcPr>
+          <w:p>
+            <w:pPr>
+              <w:spacing w:after="0"/>
+            </w:pPr>
+            <w:r>
+              <w:rPr>
                 <w:sz w:val="17"/>
               </w:rPr>
               <w:t>spruzhuk_cart</w:t>
@@ -353,18 +319,15 @@
         </w:tc>
         <w:tc>
           <w:tcPr>
-            <w:tcW w:type="dxa" w:w="2364"/>
-            <w:vAlign w:val="center"/>
-          </w:tcPr>
-          <w:p>
-            <w:pPr>
-              <w:spacing w:after="0"/>
-            </w:pPr>
-            <w:r/>
-            <w:r>
-              <w:rPr>
-                <w:rFonts w:ascii="Arial" w:hAnsi="Arial" w:eastAsia="Arial"/>
-                <w:b w:val="0"/>
+            <w:tcW w:w="2364" w:type="dxa"/>
+            <w:vAlign w:val="center"/>
+          </w:tcPr>
+          <w:p>
+            <w:pPr>
+              <w:spacing w:after="0"/>
+            </w:pPr>
+            <w:r>
+              <w:rPr>
                 <w:sz w:val="17"/>
               </w:rPr>
               <w:t>cookie</w:t>
@@ -373,18 +336,15 @@
         </w:tc>
         <w:tc>
           <w:tcPr>
-            <w:tcW w:type="dxa" w:w="2364"/>
-            <w:vAlign w:val="center"/>
-          </w:tcPr>
-          <w:p>
-            <w:pPr>
-              <w:spacing w:after="0"/>
-            </w:pPr>
-            <w:r/>
-            <w:r>
-              <w:rPr>
-                <w:rFonts w:ascii="Arial" w:hAnsi="Arial" w:eastAsia="Arial"/>
-                <w:b w:val="0"/>
+            <w:tcW w:w="2364" w:type="dxa"/>
+            <w:vAlign w:val="center"/>
+          </w:tcPr>
+          <w:p>
+            <w:pPr>
+              <w:spacing w:after="0"/>
+            </w:pPr>
+            <w:r>
+              <w:rPr>
                 <w:sz w:val="17"/>
               </w:rPr>
               <w:t>Сохранение незавершённого заказа/корзины, чтобы пользователь мог продолжить оформление.</w:t>
@@ -393,18 +353,15 @@
         </w:tc>
         <w:tc>
           <w:tcPr>
-            <w:tcW w:type="dxa" w:w="2364"/>
-            <w:vAlign w:val="center"/>
-          </w:tcPr>
-          <w:p>
-            <w:pPr>
-              <w:spacing w:after="0"/>
-            </w:pPr>
-            <w:r/>
-            <w:r>
-              <w:rPr>
-                <w:rFonts w:ascii="Arial" w:hAnsi="Arial" w:eastAsia="Arial"/>
-                <w:b w:val="0"/>
+            <w:tcW w:w="2364" w:type="dxa"/>
+            <w:vAlign w:val="center"/>
+          </w:tcPr>
+          <w:p>
+            <w:pPr>
+              <w:spacing w:after="0"/>
+            </w:pPr>
+            <w:r>
+              <w:rPr>
                 <w:sz w:val="17"/>
               </w:rPr>
               <w:t>до 7 дней</w:t>
@@ -413,20 +370,20 @@
         </w:tc>
       </w:tr>
       <w:tr>
-        <w:tc>
-          <w:tcPr>
-            <w:tcW w:type="dxa" w:w="2364"/>
-            <w:vAlign w:val="center"/>
-          </w:tcPr>
-          <w:p>
-            <w:pPr>
-              <w:spacing w:after="0"/>
-            </w:pPr>
-            <w:r/>
-            <w:r>
-              <w:rPr>
-                <w:rFonts w:ascii="Arial" w:hAnsi="Arial" w:eastAsia="Arial"/>
-                <w:b w:val="0"/>
+        <w:trPr>
+          <w:jc w:val="center"/>
+        </w:trPr>
+        <w:tc>
+          <w:tcPr>
+            <w:tcW w:w="2364" w:type="dxa"/>
+            <w:vAlign w:val="center"/>
+          </w:tcPr>
+          <w:p>
+            <w:pPr>
+              <w:spacing w:after="0"/>
+            </w:pPr>
+            <w:r>
+              <w:rPr>
                 <w:sz w:val="17"/>
               </w:rPr>
               <w:t>spruzhuk_cookie_consent</w:t>
@@ -435,18 +392,15 @@
         </w:tc>
         <w:tc>
           <w:tcPr>
-            <w:tcW w:type="dxa" w:w="2364"/>
-            <w:vAlign w:val="center"/>
-          </w:tcPr>
-          <w:p>
-            <w:pPr>
-              <w:spacing w:after="0"/>
-            </w:pPr>
-            <w:r/>
-            <w:r>
-              <w:rPr>
-                <w:rFonts w:ascii="Arial" w:hAnsi="Arial" w:eastAsia="Arial"/>
-                <w:b w:val="0"/>
+            <w:tcW w:w="2364" w:type="dxa"/>
+            <w:vAlign w:val="center"/>
+          </w:tcPr>
+          <w:p>
+            <w:pPr>
+              <w:spacing w:after="0"/>
+            </w:pPr>
+            <w:r>
+              <w:rPr>
                 <w:sz w:val="17"/>
               </w:rPr>
               <w:t>localStorage</w:t>
@@ -455,18 +409,15 @@
         </w:tc>
         <w:tc>
           <w:tcPr>
-            <w:tcW w:type="dxa" w:w="2364"/>
-            <w:vAlign w:val="center"/>
-          </w:tcPr>
-          <w:p>
-            <w:pPr>
-              <w:spacing w:after="0"/>
-            </w:pPr>
-            <w:r/>
-            <w:r>
-              <w:rPr>
-                <w:rFonts w:ascii="Arial" w:hAnsi="Arial" w:eastAsia="Arial"/>
-                <w:b w:val="0"/>
+            <w:tcW w:w="2364" w:type="dxa"/>
+            <w:vAlign w:val="center"/>
+          </w:tcPr>
+          <w:p>
+            <w:pPr>
+              <w:spacing w:after="0"/>
+            </w:pPr>
+            <w:r>
+              <w:rPr>
                 <w:sz w:val="17"/>
               </w:rPr>
               <w:t>Фиксирует выбор пользователя в cookie-баннере: accepted или declined.</w:t>
@@ -475,18 +426,15 @@
         </w:tc>
         <w:tc>
           <w:tcPr>
-            <w:tcW w:type="dxa" w:w="2364"/>
-            <w:vAlign w:val="center"/>
-          </w:tcPr>
-          <w:p>
-            <w:pPr>
-              <w:spacing w:after="0"/>
-            </w:pPr>
-            <w:r/>
-            <w:r>
-              <w:rPr>
-                <w:rFonts w:ascii="Arial" w:hAnsi="Arial" w:eastAsia="Arial"/>
-                <w:b w:val="0"/>
+            <w:tcW w:w="2364" w:type="dxa"/>
+            <w:vAlign w:val="center"/>
+          </w:tcPr>
+          <w:p>
+            <w:pPr>
+              <w:spacing w:after="0"/>
+            </w:pPr>
+            <w:r>
+              <w:rPr>
                 <w:sz w:val="17"/>
               </w:rPr>
               <w:t>до очистки браузера</w:t>
@@ -495,20 +443,20 @@
         </w:tc>
       </w:tr>
       <w:tr>
-        <w:tc>
-          <w:tcPr>
-            <w:tcW w:type="dxa" w:w="2364"/>
-            <w:vAlign w:val="center"/>
-          </w:tcPr>
-          <w:p>
-            <w:pPr>
-              <w:spacing w:after="0"/>
-            </w:pPr>
-            <w:r/>
-            <w:r>
-              <w:rPr>
-                <w:rFonts w:ascii="Arial" w:hAnsi="Arial" w:eastAsia="Arial"/>
-                <w:b w:val="0"/>
+        <w:trPr>
+          <w:jc w:val="center"/>
+        </w:trPr>
+        <w:tc>
+          <w:tcPr>
+            <w:tcW w:w="2364" w:type="dxa"/>
+            <w:vAlign w:val="center"/>
+          </w:tcPr>
+          <w:p>
+            <w:pPr>
+              <w:spacing w:after="0"/>
+            </w:pPr>
+            <w:r>
+              <w:rPr>
                 <w:sz w:val="17"/>
               </w:rPr>
               <w:t>token</w:t>
@@ -517,18 +465,15 @@
         </w:tc>
         <w:tc>
           <w:tcPr>
-            <w:tcW w:type="dxa" w:w="2364"/>
-            <w:vAlign w:val="center"/>
-          </w:tcPr>
-          <w:p>
-            <w:pPr>
-              <w:spacing w:after="0"/>
-            </w:pPr>
-            <w:r/>
-            <w:r>
-              <w:rPr>
-                <w:rFonts w:ascii="Arial" w:hAnsi="Arial" w:eastAsia="Arial"/>
-                <w:b w:val="0"/>
+            <w:tcW w:w="2364" w:type="dxa"/>
+            <w:vAlign w:val="center"/>
+          </w:tcPr>
+          <w:p>
+            <w:pPr>
+              <w:spacing w:after="0"/>
+            </w:pPr>
+            <w:r>
+              <w:rPr>
                 <w:sz w:val="17"/>
               </w:rPr>
               <w:t>localStorage</w:t>
@@ -537,18 +482,15 @@
         </w:tc>
         <w:tc>
           <w:tcPr>
-            <w:tcW w:type="dxa" w:w="2364"/>
-            <w:vAlign w:val="center"/>
-          </w:tcPr>
-          <w:p>
-            <w:pPr>
-              <w:spacing w:after="0"/>
-            </w:pPr>
-            <w:r/>
-            <w:r>
-              <w:rPr>
-                <w:rFonts w:ascii="Arial" w:hAnsi="Arial" w:eastAsia="Arial"/>
-                <w:b w:val="0"/>
+            <w:tcW w:w="2364" w:type="dxa"/>
+            <w:vAlign w:val="center"/>
+          </w:tcPr>
+          <w:p>
+            <w:pPr>
+              <w:spacing w:after="0"/>
+            </w:pPr>
+            <w:r>
+              <w:rPr>
                 <w:sz w:val="17"/>
               </w:rPr>
               <w:t>Токен авторизации в браузере при восстановлении сессии.</w:t>
@@ -557,18 +499,15 @@
         </w:tc>
         <w:tc>
           <w:tcPr>
-            <w:tcW w:type="dxa" w:w="2364"/>
-            <w:vAlign w:val="center"/>
-          </w:tcPr>
-          <w:p>
-            <w:pPr>
-              <w:spacing w:after="0"/>
-            </w:pPr>
-            <w:r/>
-            <w:r>
-              <w:rPr>
-                <w:rFonts w:ascii="Arial" w:hAnsi="Arial" w:eastAsia="Arial"/>
-                <w:b w:val="0"/>
+            <w:tcW w:w="2364" w:type="dxa"/>
+            <w:vAlign w:val="center"/>
+          </w:tcPr>
+          <w:p>
+            <w:pPr>
+              <w:spacing w:after="0"/>
+            </w:pPr>
+            <w:r>
+              <w:rPr>
                 <w:sz w:val="17"/>
               </w:rPr>
               <w:t>до выхода из аккаунта или очистки браузера</w:t>
@@ -577,40 +516,38 @@
         </w:tc>
       </w:tr>
       <w:tr>
-        <w:tc>
-          <w:tcPr>
-            <w:tcW w:type="dxa" w:w="2364"/>
-            <w:vAlign w:val="center"/>
-          </w:tcPr>
-          <w:p>
-            <w:pPr>
-              <w:spacing w:after="0"/>
-            </w:pPr>
-            <w:r/>
-            <w:r>
-              <w:rPr>
-                <w:rFonts w:ascii="Arial" w:hAnsi="Arial" w:eastAsia="Arial"/>
-                <w:b w:val="0"/>
-                <w:sz w:val="17"/>
-              </w:rPr>
+        <w:trPr>
+          <w:jc w:val="center"/>
+        </w:trPr>
+        <w:tc>
+          <w:tcPr>
+            <w:tcW w:w="2364" w:type="dxa"/>
+            <w:vAlign w:val="center"/>
+          </w:tcPr>
+          <w:p>
+            <w:pPr>
+              <w:spacing w:after="0"/>
+            </w:pPr>
+            <w:r>
+              <w:rPr>
+                <w:sz w:val="17"/>
+              </w:rPr>
+              <w:lastRenderedPageBreak/>
               <w:t>spruzhuk_configurator_draft</w:t>
             </w:r>
           </w:p>
         </w:tc>
         <w:tc>
           <w:tcPr>
-            <w:tcW w:type="dxa" w:w="2364"/>
-            <w:vAlign w:val="center"/>
-          </w:tcPr>
-          <w:p>
-            <w:pPr>
-              <w:spacing w:after="0"/>
-            </w:pPr>
-            <w:r/>
-            <w:r>
-              <w:rPr>
-                <w:rFonts w:ascii="Arial" w:hAnsi="Arial" w:eastAsia="Arial"/>
-                <w:b w:val="0"/>
+            <w:tcW w:w="2364" w:type="dxa"/>
+            <w:vAlign w:val="center"/>
+          </w:tcPr>
+          <w:p>
+            <w:pPr>
+              <w:spacing w:after="0"/>
+            </w:pPr>
+            <w:r>
+              <w:rPr>
                 <w:sz w:val="17"/>
               </w:rPr>
               <w:t>localStorage</w:t>
@@ -619,18 +556,15 @@
         </w:tc>
         <w:tc>
           <w:tcPr>
-            <w:tcW w:type="dxa" w:w="2364"/>
-            <w:vAlign w:val="center"/>
-          </w:tcPr>
-          <w:p>
-            <w:pPr>
-              <w:spacing w:after="0"/>
-            </w:pPr>
-            <w:r/>
-            <w:r>
-              <w:rPr>
-                <w:rFonts w:ascii="Arial" w:hAnsi="Arial" w:eastAsia="Arial"/>
-                <w:b w:val="0"/>
+            <w:tcW w:w="2364" w:type="dxa"/>
+            <w:vAlign w:val="center"/>
+          </w:tcPr>
+          <w:p>
+            <w:pPr>
+              <w:spacing w:after="0"/>
+            </w:pPr>
+            <w:r>
+              <w:rPr>
                 <w:sz w:val="17"/>
               </w:rPr>
               <w:t>Черновик конфигуратора: выбранный продукт, цвета, параметры модели, масштаб и т.п.</w:t>
@@ -639,18 +573,15 @@
         </w:tc>
         <w:tc>
           <w:tcPr>
-            <w:tcW w:type="dxa" w:w="2364"/>
-            <w:vAlign w:val="center"/>
-          </w:tcPr>
-          <w:p>
-            <w:pPr>
-              <w:spacing w:after="0"/>
-            </w:pPr>
-            <w:r/>
-            <w:r>
-              <w:rPr>
-                <w:rFonts w:ascii="Arial" w:hAnsi="Arial" w:eastAsia="Arial"/>
-                <w:b w:val="0"/>
+            <w:tcW w:w="2364" w:type="dxa"/>
+            <w:vAlign w:val="center"/>
+          </w:tcPr>
+          <w:p>
+            <w:pPr>
+              <w:spacing w:after="0"/>
+            </w:pPr>
+            <w:r>
+              <w:rPr>
                 <w:sz w:val="17"/>
               </w:rPr>
               <w:t>до удаления черновика или очистки браузера</w:t>
@@ -659,20 +590,20 @@
         </w:tc>
       </w:tr>
       <w:tr>
-        <w:tc>
-          <w:tcPr>
-            <w:tcW w:type="dxa" w:w="2364"/>
-            <w:vAlign w:val="center"/>
-          </w:tcPr>
-          <w:p>
-            <w:pPr>
-              <w:spacing w:after="0"/>
-            </w:pPr>
-            <w:r/>
-            <w:r>
-              <w:rPr>
-                <w:rFonts w:ascii="Arial" w:hAnsi="Arial" w:eastAsia="Arial"/>
-                <w:b w:val="0"/>
+        <w:trPr>
+          <w:jc w:val="center"/>
+        </w:trPr>
+        <w:tc>
+          <w:tcPr>
+            <w:tcW w:w="2364" w:type="dxa"/>
+            <w:vAlign w:val="center"/>
+          </w:tcPr>
+          <w:p>
+            <w:pPr>
+              <w:spacing w:after="0"/>
+            </w:pPr>
+            <w:r>
+              <w:rPr>
                 <w:sz w:val="17"/>
               </w:rPr>
               <w:t>spruzhuk_scene_hints_dismissed</w:t>
@@ -681,18 +612,15 @@
         </w:tc>
         <w:tc>
           <w:tcPr>
-            <w:tcW w:type="dxa" w:w="2364"/>
-            <w:vAlign w:val="center"/>
-          </w:tcPr>
-          <w:p>
-            <w:pPr>
-              <w:spacing w:after="0"/>
-            </w:pPr>
-            <w:r/>
-            <w:r>
-              <w:rPr>
-                <w:rFonts w:ascii="Arial" w:hAnsi="Arial" w:eastAsia="Arial"/>
-                <w:b w:val="0"/>
+            <w:tcW w:w="2364" w:type="dxa"/>
+            <w:vAlign w:val="center"/>
+          </w:tcPr>
+          <w:p>
+            <w:pPr>
+              <w:spacing w:after="0"/>
+            </w:pPr>
+            <w:r>
+              <w:rPr>
                 <w:sz w:val="17"/>
               </w:rPr>
               <w:t>localStorage</w:t>
@@ -701,18 +629,15 @@
         </w:tc>
         <w:tc>
           <w:tcPr>
-            <w:tcW w:type="dxa" w:w="2364"/>
-            <w:vAlign w:val="center"/>
-          </w:tcPr>
-          <w:p>
-            <w:pPr>
-              <w:spacing w:after="0"/>
-            </w:pPr>
-            <w:r/>
-            <w:r>
-              <w:rPr>
-                <w:rFonts w:ascii="Arial" w:hAnsi="Arial" w:eastAsia="Arial"/>
-                <w:b w:val="0"/>
+            <w:tcW w:w="2364" w:type="dxa"/>
+            <w:vAlign w:val="center"/>
+          </w:tcPr>
+          <w:p>
+            <w:pPr>
+              <w:spacing w:after="0"/>
+            </w:pPr>
+            <w:r>
+              <w:rPr>
                 <w:sz w:val="17"/>
               </w:rPr>
               <w:t>Запоминает, что пользователь скрыл подсказки управления 3D-сценой.</w:t>
@@ -721,18 +646,15 @@
         </w:tc>
         <w:tc>
           <w:tcPr>
-            <w:tcW w:type="dxa" w:w="2364"/>
-            <w:vAlign w:val="center"/>
-          </w:tcPr>
-          <w:p>
-            <w:pPr>
-              <w:spacing w:after="0"/>
-            </w:pPr>
-            <w:r/>
-            <w:r>
-              <w:rPr>
-                <w:rFonts w:ascii="Arial" w:hAnsi="Arial" w:eastAsia="Arial"/>
-                <w:b w:val="0"/>
+            <w:tcW w:w="2364" w:type="dxa"/>
+            <w:vAlign w:val="center"/>
+          </w:tcPr>
+          <w:p>
+            <w:pPr>
+              <w:spacing w:after="0"/>
+            </w:pPr>
+            <w:r>
+              <w:rPr>
                 <w:sz w:val="17"/>
               </w:rPr>
               <w:t>до очистки браузера</w:t>
@@ -741,20 +663,20 @@
         </w:tc>
       </w:tr>
       <w:tr>
-        <w:tc>
-          <w:tcPr>
-            <w:tcW w:type="dxa" w:w="2364"/>
-            <w:vAlign w:val="center"/>
-          </w:tcPr>
-          <w:p>
-            <w:pPr>
-              <w:spacing w:after="0"/>
-            </w:pPr>
-            <w:r/>
-            <w:r>
-              <w:rPr>
-                <w:rFonts w:ascii="Arial" w:hAnsi="Arial" w:eastAsia="Arial"/>
-                <w:b w:val="0"/>
+        <w:trPr>
+          <w:jc w:val="center"/>
+        </w:trPr>
+        <w:tc>
+          <w:tcPr>
+            <w:tcW w:w="2364" w:type="dxa"/>
+            <w:vAlign w:val="center"/>
+          </w:tcPr>
+          <w:p>
+            <w:pPr>
+              <w:spacing w:after="0"/>
+            </w:pPr>
+            <w:r>
+              <w:rPr>
                 <w:sz w:val="17"/>
               </w:rPr>
               <w:t>spruzhuk_yandex_oauth_state</w:t>
@@ -763,18 +685,15 @@
         </w:tc>
         <w:tc>
           <w:tcPr>
-            <w:tcW w:type="dxa" w:w="2364"/>
-            <w:vAlign w:val="center"/>
-          </w:tcPr>
-          <w:p>
-            <w:pPr>
-              <w:spacing w:after="0"/>
-            </w:pPr>
-            <w:r/>
-            <w:r>
-              <w:rPr>
-                <w:rFonts w:ascii="Arial" w:hAnsi="Arial" w:eastAsia="Arial"/>
-                <w:b w:val="0"/>
+            <w:tcW w:w="2364" w:type="dxa"/>
+            <w:vAlign w:val="center"/>
+          </w:tcPr>
+          <w:p>
+            <w:pPr>
+              <w:spacing w:after="0"/>
+            </w:pPr>
+            <w:r>
+              <w:rPr>
                 <w:sz w:val="17"/>
               </w:rPr>
               <w:t>sessionStorage</w:t>
@@ -783,18 +702,15 @@
         </w:tc>
         <w:tc>
           <w:tcPr>
-            <w:tcW w:type="dxa" w:w="2364"/>
-            <w:vAlign w:val="center"/>
-          </w:tcPr>
-          <w:p>
-            <w:pPr>
-              <w:spacing w:after="0"/>
-            </w:pPr>
-            <w:r/>
-            <w:r>
-              <w:rPr>
-                <w:rFonts w:ascii="Arial" w:hAnsi="Arial" w:eastAsia="Arial"/>
-                <w:b w:val="0"/>
+            <w:tcW w:w="2364" w:type="dxa"/>
+            <w:vAlign w:val="center"/>
+          </w:tcPr>
+          <w:p>
+            <w:pPr>
+              <w:spacing w:after="0"/>
+            </w:pPr>
+            <w:r>
+              <w:rPr>
                 <w:sz w:val="17"/>
               </w:rPr>
               <w:t>Временная защита OAuth-перехода при входе через Яндекс.</w:t>
@@ -803,18 +719,15 @@
         </w:tc>
         <w:tc>
           <w:tcPr>
-            <w:tcW w:type="dxa" w:w="2364"/>
-            <w:vAlign w:val="center"/>
-          </w:tcPr>
-          <w:p>
-            <w:pPr>
-              <w:spacing w:after="0"/>
-            </w:pPr>
-            <w:r/>
-            <w:r>
-              <w:rPr>
-                <w:rFonts w:ascii="Arial" w:hAnsi="Arial" w:eastAsia="Arial"/>
-                <w:b w:val="0"/>
+            <w:tcW w:w="2364" w:type="dxa"/>
+            <w:vAlign w:val="center"/>
+          </w:tcPr>
+          <w:p>
+            <w:pPr>
+              <w:spacing w:after="0"/>
+            </w:pPr>
+            <w:r>
+              <w:rPr>
                 <w:sz w:val="17"/>
               </w:rPr>
               <w:t>до закрытия вкладки или завершения входа</w:t>
@@ -823,20 +736,20 @@
         </w:tc>
       </w:tr>
       <w:tr>
-        <w:tc>
-          <w:tcPr>
-            <w:tcW w:type="dxa" w:w="2364"/>
-            <w:vAlign w:val="center"/>
-          </w:tcPr>
-          <w:p>
-            <w:pPr>
-              <w:spacing w:after="0"/>
-            </w:pPr>
-            <w:r/>
-            <w:r>
-              <w:rPr>
-                <w:rFonts w:ascii="Arial" w:hAnsi="Arial" w:eastAsia="Arial"/>
-                <w:b w:val="0"/>
+        <w:trPr>
+          <w:jc w:val="center"/>
+        </w:trPr>
+        <w:tc>
+          <w:tcPr>
+            <w:tcW w:w="2364" w:type="dxa"/>
+            <w:vAlign w:val="center"/>
+          </w:tcPr>
+          <w:p>
+            <w:pPr>
+              <w:spacing w:after="0"/>
+            </w:pPr>
+            <w:r>
+              <w:rPr>
                 <w:sz w:val="17"/>
               </w:rPr>
               <w:t>_ym_uid, _ym_d, _ym_isad, _ym_visorc</w:t>
@@ -845,18 +758,15 @@
         </w:tc>
         <w:tc>
           <w:tcPr>
-            <w:tcW w:type="dxa" w:w="2364"/>
-            <w:vAlign w:val="center"/>
-          </w:tcPr>
-          <w:p>
-            <w:pPr>
-              <w:spacing w:after="0"/>
-            </w:pPr>
-            <w:r/>
-            <w:r>
-              <w:rPr>
-                <w:rFonts w:ascii="Arial" w:hAnsi="Arial" w:eastAsia="Arial"/>
-                <w:b w:val="0"/>
+            <w:tcW w:w="2364" w:type="dxa"/>
+            <w:vAlign w:val="center"/>
+          </w:tcPr>
+          <w:p>
+            <w:pPr>
+              <w:spacing w:after="0"/>
+            </w:pPr>
+            <w:r>
+              <w:rPr>
                 <w:sz w:val="17"/>
               </w:rPr>
               <w:t>cookie третьей стороны</w:t>
@@ -865,18 +775,15 @@
         </w:tc>
         <w:tc>
           <w:tcPr>
-            <w:tcW w:type="dxa" w:w="2364"/>
-            <w:vAlign w:val="center"/>
-          </w:tcPr>
-          <w:p>
-            <w:pPr>
-              <w:spacing w:after="0"/>
-            </w:pPr>
-            <w:r/>
-            <w:r>
-              <w:rPr>
-                <w:rFonts w:ascii="Arial" w:hAnsi="Arial" w:eastAsia="Arial"/>
-                <w:b w:val="0"/>
+            <w:tcW w:w="2364" w:type="dxa"/>
+            <w:vAlign w:val="center"/>
+          </w:tcPr>
+          <w:p>
+            <w:pPr>
+              <w:spacing w:after="0"/>
+            </w:pPr>
+            <w:r>
+              <w:rPr>
                 <w:sz w:val="17"/>
               </w:rPr>
               <w:t>Яндекс.Метрика: статистика посещений, карта кликов, вебвизор и техническая аналитика.</w:t>
@@ -885,18 +792,15 @@
         </w:tc>
         <w:tc>
           <w:tcPr>
-            <w:tcW w:type="dxa" w:w="2364"/>
-            <w:vAlign w:val="center"/>
-          </w:tcPr>
-          <w:p>
-            <w:pPr>
-              <w:spacing w:after="0"/>
-            </w:pPr>
-            <w:r/>
-            <w:r>
-              <w:rPr>
-                <w:rFonts w:ascii="Arial" w:hAnsi="Arial" w:eastAsia="Arial"/>
-                <w:b w:val="0"/>
+            <w:tcW w:w="2364" w:type="dxa"/>
+            <w:vAlign w:val="center"/>
+          </w:tcPr>
+          <w:p>
+            <w:pPr>
+              <w:spacing w:after="0"/>
+            </w:pPr>
+            <w:r>
+              <w:rPr>
                 <w:sz w:val="17"/>
               </w:rPr>
               <w:t>обычно до 2 лет или согласно настройкам Яндекса</w:t>
@@ -907,161 +811,205 @@
     </w:tbl>
     <w:p>
       <w:pPr>
-        <w:pStyle w:val="Heading1"/>
+        <w:pStyle w:val="1"/>
       </w:pPr>
       <w:r>
         <w:rPr>
-          <w:rFonts w:ascii="Arial" w:hAnsi="Arial" w:eastAsia="Arial"/>
+          <w:rFonts w:ascii="Arial" w:eastAsia="Arial" w:hAnsi="Arial"/>
         </w:rPr>
         <w:t>3. Как долго данные хранятся?</w:t>
       </w:r>
     </w:p>
     <w:p>
       <w:r>
-        <w:rPr>
-          <w:rFonts w:ascii="Arial" w:hAnsi="Arial" w:eastAsia="Arial"/>
-        </w:rPr>
         <w:t>Файлы cookie могут храниться на устройстве пользователя в течение сеанса или в течение фиксированного периода, указанного выше. Пользователь может удалить cookie и данные localStorage/sessionStorage через настройки браузера. При выходе из аккаунта сайт удаляет основные авторизационные и корзинные cookies.</w:t>
       </w:r>
     </w:p>
     <w:p>
       <w:pPr>
-        <w:pStyle w:val="Heading1"/>
+        <w:pStyle w:val="1"/>
       </w:pPr>
       <w:r>
         <w:rPr>
-          <w:rFonts w:ascii="Arial" w:hAnsi="Arial" w:eastAsia="Arial"/>
+          <w:rFonts w:ascii="Arial" w:eastAsia="Arial" w:hAnsi="Arial"/>
         </w:rPr>
         <w:t>4. Как управлять cookie и отозвать согласие?</w:t>
       </w:r>
     </w:p>
     <w:p>
       <w:r>
-        <w:rPr>
-          <w:rFonts w:ascii="Arial" w:hAnsi="Arial" w:eastAsia="Arial"/>
-        </w:rPr>
         <w:t>При первом посещении сайта отображается уведомление о cookie. Кнопка «Принять» разрешает сайту сохранять cookie для авторизации и восстановления заказа. Кнопка «Отклонить» не сохраняет эти cookies: токен авторизации в таком случае может храниться только временно в памяти вкладки до перезагрузки страницы.</w:t>
       </w:r>
     </w:p>
     <w:p>
       <w:r>
-        <w:rPr>
-          <w:rFonts w:ascii="Arial" w:hAnsi="Arial" w:eastAsia="Arial"/>
-        </w:rPr>
         <w:t>Вы можете изменить свой выбор или удалить сохранённые данные следующими способами:</w:t>
       </w:r>
     </w:p>
     <w:p>
       <w:r>
-        <w:rPr>
-          <w:rFonts w:ascii="Arial" w:hAnsi="Arial" w:eastAsia="Arial"/>
-        </w:rPr>
         <w:t>Через настройки браузера: Chrome, Firefox, Safari, Edge и другие браузеры позволяют блокировать cookie, очищать cookie, localStorage и sessionStorage в разделе конфиденциальности и безопасности.</w:t>
       </w:r>
     </w:p>
     <w:p>
       <w:r>
-        <w:rPr>
-          <w:rFonts w:ascii="Arial" w:hAnsi="Arial" w:eastAsia="Arial"/>
-        </w:rPr>
         <w:t>Через выход из аккаунта на сайте: при выходе удаляются cookie авторизации и корзины.</w:t>
       </w:r>
     </w:p>
     <w:p>
       <w:r>
-        <w:rPr>
-          <w:rFonts w:ascii="Arial" w:hAnsi="Arial" w:eastAsia="Arial"/>
-        </w:rPr>
         <w:t>Для отказа от аналитики Яндекс.Метрики можно использовать официальный инструмент: https://yandex.ru/support/metrica/general/opt-out.html</w:t>
       </w:r>
     </w:p>
     <w:p>
       <w:pPr>
-        <w:pStyle w:val="Heading1"/>
+        <w:pStyle w:val="1"/>
       </w:pPr>
       <w:r>
         <w:rPr>
-          <w:rFonts w:ascii="Arial" w:hAnsi="Arial" w:eastAsia="Arial"/>
+          <w:rFonts w:ascii="Arial" w:eastAsia="Arial" w:hAnsi="Arial"/>
         </w:rPr>
         <w:t>5. Передача данных третьим лицам</w:t>
       </w:r>
     </w:p>
     <w:p>
       <w:r>
-        <w:rPr>
-          <w:rFonts w:ascii="Arial" w:hAnsi="Arial" w:eastAsia="Arial"/>
-        </w:rPr>
         <w:t>Мы не продаём данные, полученные с помощью cookie. Технические cookies используются самим сайтом Sproogeek/Spruzhyk. Обезличенные статистические данные могут обрабатываться сервисом Яндекс.Метрика для анализа посещаемости и улучшения работы сайта. При использовании входа через Google или Яндекс пользователь взаимодействует с соответствующими сервисами, которые применяют собственные политики конфиденциальности.</w:t>
       </w:r>
     </w:p>
     <w:p>
       <w:pPr>
-        <w:pStyle w:val="Heading1"/>
+        <w:pStyle w:val="1"/>
       </w:pPr>
       <w:r>
         <w:rPr>
-          <w:rFonts w:ascii="Arial" w:hAnsi="Arial" w:eastAsia="Arial"/>
+          <w:rFonts w:ascii="Arial" w:eastAsia="Arial" w:hAnsi="Arial"/>
         </w:rPr>
         <w:t>6. Правовые основания обработки</w:t>
       </w:r>
     </w:p>
     <w:p>
       <w:r>
-        <w:rPr>
-          <w:rFonts w:ascii="Arial" w:hAnsi="Arial" w:eastAsia="Arial"/>
-        </w:rPr>
         <w:t>Обработка строго необходимых и функциональных cookie осуществляется для обеспечения работы сайта, авторизации, оформления заказов и сохранения пользовательских настроек. Обработка аналитических cookie осуществляется для анализа работы сайта и улучшения сервиса. Пользователь может ограничить или удалить такие данные через настройки браузера и инструменты отказа от аналитики.</w:t>
       </w:r>
     </w:p>
     <w:p>
       <w:pPr>
-        <w:pStyle w:val="Heading1"/>
+        <w:pStyle w:val="1"/>
       </w:pPr>
       <w:r>
         <w:rPr>
-          <w:rFonts w:ascii="Arial" w:hAnsi="Arial" w:eastAsia="Arial"/>
+          <w:rFonts w:ascii="Arial" w:eastAsia="Arial" w:hAnsi="Arial"/>
         </w:rPr>
         <w:t>7. Контакты</w:t>
       </w:r>
     </w:p>
     <w:p>
       <w:r>
-        <w:rPr>
-          <w:rFonts w:ascii="Arial" w:hAnsi="Arial" w:eastAsia="Arial"/>
-        </w:rPr>
         <w:t>Если у вас есть вопросы относительно данной Политики, свяжитесь с нами:</w:t>
       </w:r>
     </w:p>
     <w:p>
-      <w:r>
-        <w:rPr>
-          <w:rFonts w:ascii="Arial" w:hAnsi="Arial" w:eastAsia="Arial"/>
-        </w:rPr>
-        <w:t>Оператор данных: [Полное наименование ООО]</w:t>
-      </w:r>
-    </w:p>
-    <w:p>
-      <w:r>
-        <w:rPr>
-          <w:rFonts w:ascii="Arial" w:hAnsi="Arial" w:eastAsia="Arial"/>
-        </w:rPr>
-        <w:t>Юридический адрес: [Ваш адрес]</w:t>
-      </w:r>
-    </w:p>
-    <w:p>
-      <w:r>
-        <w:rPr>
-          <w:rFonts w:ascii="Arial" w:hAnsi="Arial" w:eastAsia="Arial"/>
-        </w:rPr>
-        <w:t>Email: [Ваш email]</w:t>
-      </w:r>
-    </w:p>
-    <w:p>
-      <w:r>
-        <w:rPr>
-          <w:rFonts w:ascii="Arial" w:hAnsi="Arial" w:eastAsia="Arial"/>
-        </w:rPr>
-        <w:t>Дата последнего обновления: [Дата]</w:t>
+      <w:pPr>
+        <w:rPr>
+          <w:lang w:val="ru-US"/>
+        </w:rPr>
+      </w:pPr>
+      <w:r>
+        <w:t xml:space="preserve">Оператор данных: </w:t>
+      </w:r>
+      <w:r>
+        <w:rPr>
+          <w:lang w:val="ru-RU"/>
+        </w:rPr>
+        <w:t xml:space="preserve">ООО </w:t>
+      </w:r>
+      <w:r>
+        <w:rPr>
+          <w:lang w:val="ru-RU"/>
+        </w:rPr>
+        <w:t>“</w:t>
+      </w:r>
+      <w:r>
+        <w:rPr>
+          <w:lang w:val="ru-RU"/>
+        </w:rPr>
+        <w:t>Спругик</w:t>
+      </w:r>
+      <w:r>
+        <w:rPr>
+          <w:lang w:val="ru-RU"/>
+        </w:rPr>
+        <w:t>”</w:t>
+      </w:r>
+      <w:r>
+        <w:rPr>
+          <w:lang w:val="ru-RU"/>
+        </w:rPr>
+        <w:br/>
+      </w:r>
+      <w:r>
+        <w:t xml:space="preserve">Юридический адрес: </w:t>
+      </w:r>
+      <w:r>
+        <w:t>220036, г. Минск, Бетонный проезд, д. 19а, каб. 306</w:t>
+      </w:r>
+    </w:p>
+    <w:p>
+      <w:pPr>
+        <w:rPr>
+          <w:lang w:val="ru-RU"/>
+        </w:rPr>
+      </w:pPr>
+      <w:r>
+        <w:lastRenderedPageBreak/>
+        <w:t xml:space="preserve">Email: </w:t>
+      </w:r>
+      <w:r>
+        <w:rPr>
+          <w:lang w:val="en-GB"/>
+        </w:rPr>
+        <w:t>info</w:t>
+      </w:r>
+      <w:r>
+        <w:rPr>
+          <w:lang w:val="ru-RU"/>
+        </w:rPr>
+        <w:t>@</w:t>
+      </w:r>
+      <w:r>
+        <w:rPr>
+          <w:lang w:val="en-GB"/>
+        </w:rPr>
+        <w:t>sproogeek</w:t>
+      </w:r>
+      <w:r>
+        <w:rPr>
+          <w:lang w:val="ru-RU"/>
+        </w:rPr>
+        <w:t>.</w:t>
+      </w:r>
+      <w:r>
+        <w:rPr>
+          <w:lang w:val="en-GB"/>
+        </w:rPr>
+        <w:t>com</w:t>
+      </w:r>
+    </w:p>
+    <w:p>
+      <w:pPr>
+        <w:rPr>
+          <w:lang w:val="en-GB"/>
+        </w:rPr>
+      </w:pPr>
+      <w:r>
+        <w:t xml:space="preserve">Дата последнего обновления: </w:t>
+      </w:r>
+      <w:r>
+        <w:rPr>
+          <w:lang w:val="en-GB"/>
+        </w:rPr>
+        <w:t>03.06.2026</w:t>
       </w:r>
     </w:p>
     <w:sectPr>
@@ -1083,7 +1031,7 @@
         <w:kern w:val="2"/>
         <w:sz w:val="24"/>
         <w:szCs w:val="24"/>
-        <w:lang w:val="en-BY" w:eastAsia="en-US" w:bidi="ar-SA"/>
+        <w:lang w:eastAsia="en-US" w:bidi="ar-SA"/>
         <w14:ligatures w14:val="standardContextual"/>
       </w:rPr>
     </w:rPrDefault>
@@ -1467,22 +1415,22 @@
     <w:lsdException w:name="Unresolved Mention" w:semiHidden="1" w:unhideWhenUsed="1"/>
     <w:lsdException w:name="Smart Link" w:semiHidden="1" w:unhideWhenUsed="1"/>
   </w:latentStyles>
-  <w:style w:type="paragraph" w:default="1" w:styleId="Normal">
+  <w:style w:type="paragraph" w:default="1" w:styleId="a">
     <w:name w:val="Normal"/>
     <w:qFormat/>
     <w:pPr>
       <w:spacing w:after="120"/>
     </w:pPr>
     <w:rPr>
-      <w:rFonts w:ascii="Arial" w:hAnsi="Arial" w:eastAsia="Arial"/>
+      <w:rFonts w:ascii="Arial" w:eastAsia="Arial" w:hAnsi="Arial"/>
       <w:sz w:val="21"/>
     </w:rPr>
   </w:style>
-  <w:style w:type="paragraph" w:styleId="Heading1">
+  <w:style w:type="paragraph" w:styleId="1">
     <w:name w:val="heading 1"/>
-    <w:basedOn w:val="Normal"/>
-    <w:next w:val="Normal"/>
-    <w:link w:val="Heading1Char"/>
+    <w:basedOn w:val="a"/>
+    <w:next w:val="a"/>
+    <w:link w:val="10"/>
     <w:uiPriority w:val="9"/>
     <w:qFormat/>
     <w:rsid w:val="00FF2A20"/>
@@ -1493,18 +1441,18 @@
       <w:outlineLvl w:val="0"/>
     </w:pPr>
     <w:rPr>
-      <w:rFonts w:asciiTheme="majorHAnsi" w:eastAsiaTheme="majorEastAsia" w:hAnsiTheme="majorHAnsi" w:cstheme="majorBidi" w:ascii="Arial" w:hAnsi="Arial" w:eastAsia="Arial"/>
+      <w:rFonts w:asciiTheme="majorHAnsi" w:eastAsiaTheme="majorEastAsia" w:hAnsiTheme="majorHAnsi" w:cstheme="majorBidi"/>
       <w:b/>
       <w:color w:val="142235"/>
       <w:sz w:val="28"/>
       <w:szCs w:val="40"/>
     </w:rPr>
   </w:style>
-  <w:style w:type="paragraph" w:styleId="Heading2">
+  <w:style w:type="paragraph" w:styleId="2">
     <w:name w:val="heading 2"/>
-    <w:basedOn w:val="Normal"/>
-    <w:next w:val="Normal"/>
-    <w:link w:val="Heading2Char"/>
+    <w:basedOn w:val="a"/>
+    <w:next w:val="a"/>
+    <w:link w:val="20"/>
     <w:uiPriority w:val="9"/>
     <w:semiHidden/>
     <w:unhideWhenUsed/>
@@ -1517,18 +1465,18 @@
       <w:outlineLvl w:val="1"/>
     </w:pPr>
     <w:rPr>
-      <w:rFonts w:asciiTheme="majorHAnsi" w:eastAsiaTheme="majorEastAsia" w:hAnsiTheme="majorHAnsi" w:cstheme="majorBidi" w:ascii="Arial" w:hAnsi="Arial" w:eastAsia="Arial"/>
+      <w:rFonts w:asciiTheme="majorHAnsi" w:eastAsiaTheme="majorEastAsia" w:hAnsiTheme="majorHAnsi" w:cstheme="majorBidi"/>
       <w:b/>
       <w:color w:val="142235"/>
       <w:sz w:val="23"/>
       <w:szCs w:val="32"/>
     </w:rPr>
   </w:style>
-  <w:style w:type="paragraph" w:styleId="Heading3">
+  <w:style w:type="paragraph" w:styleId="3">
     <w:name w:val="heading 3"/>
-    <w:basedOn w:val="Normal"/>
-    <w:next w:val="Normal"/>
-    <w:link w:val="Heading3Char"/>
+    <w:basedOn w:val="a"/>
+    <w:next w:val="a"/>
+    <w:link w:val="30"/>
     <w:uiPriority w:val="9"/>
     <w:semiHidden/>
     <w:unhideWhenUsed/>
@@ -1547,11 +1495,11 @@
       <w:szCs w:val="28"/>
     </w:rPr>
   </w:style>
-  <w:style w:type="paragraph" w:styleId="Heading4">
+  <w:style w:type="paragraph" w:styleId="4">
     <w:name w:val="heading 4"/>
-    <w:basedOn w:val="Normal"/>
-    <w:next w:val="Normal"/>
-    <w:link w:val="Heading4Char"/>
+    <w:basedOn w:val="a"/>
+    <w:next w:val="a"/>
+    <w:link w:val="40"/>
     <w:uiPriority w:val="9"/>
     <w:semiHidden/>
     <w:unhideWhenUsed/>
@@ -1570,11 +1518,11 @@
       <w:color w:val="2F5496" w:themeColor="accent1" w:themeShade="BF"/>
     </w:rPr>
   </w:style>
-  <w:style w:type="paragraph" w:styleId="Heading5">
+  <w:style w:type="paragraph" w:styleId="5">
     <w:name w:val="heading 5"/>
-    <w:basedOn w:val="Normal"/>
-    <w:next w:val="Normal"/>
-    <w:link w:val="Heading5Char"/>
+    <w:basedOn w:val="a"/>
+    <w:next w:val="a"/>
+    <w:link w:val="50"/>
     <w:uiPriority w:val="9"/>
     <w:semiHidden/>
     <w:unhideWhenUsed/>
@@ -1591,11 +1539,11 @@
       <w:color w:val="2F5496" w:themeColor="accent1" w:themeShade="BF"/>
     </w:rPr>
   </w:style>
-  <w:style w:type="paragraph" w:styleId="Heading6">
+  <w:style w:type="paragraph" w:styleId="6">
     <w:name w:val="heading 6"/>
-    <w:basedOn w:val="Normal"/>
-    <w:next w:val="Normal"/>
-    <w:link w:val="Heading6Char"/>
+    <w:basedOn w:val="a"/>
+    <w:next w:val="a"/>
+    <w:link w:val="60"/>
     <w:uiPriority w:val="9"/>
     <w:semiHidden/>
     <w:unhideWhenUsed/>
@@ -1614,11 +1562,11 @@
       <w:color w:val="595959" w:themeColor="text1" w:themeTint="A6"/>
     </w:rPr>
   </w:style>
-  <w:style w:type="paragraph" w:styleId="Heading7">
+  <w:style w:type="paragraph" w:styleId="7">
     <w:name w:val="heading 7"/>
-    <w:basedOn w:val="Normal"/>
-    <w:next w:val="Normal"/>
-    <w:link w:val="Heading7Char"/>
+    <w:basedOn w:val="a"/>
+    <w:next w:val="a"/>
+    <w:link w:val="70"/>
     <w:uiPriority w:val="9"/>
     <w:semiHidden/>
     <w:unhideWhenUsed/>
@@ -1635,11 +1583,11 @@
       <w:color w:val="595959" w:themeColor="text1" w:themeTint="A6"/>
     </w:rPr>
   </w:style>
-  <w:style w:type="paragraph" w:styleId="Heading8">
+  <w:style w:type="paragraph" w:styleId="8">
     <w:name w:val="heading 8"/>
-    <w:basedOn w:val="Normal"/>
-    <w:next w:val="Normal"/>
-    <w:link w:val="Heading8Char"/>
+    <w:basedOn w:val="a"/>
+    <w:next w:val="a"/>
+    <w:link w:val="80"/>
     <w:uiPriority w:val="9"/>
     <w:semiHidden/>
     <w:unhideWhenUsed/>
@@ -1657,11 +1605,11 @@
       <w:color w:val="272727" w:themeColor="text1" w:themeTint="D8"/>
     </w:rPr>
   </w:style>
-  <w:style w:type="paragraph" w:styleId="Heading9">
+  <w:style w:type="paragraph" w:styleId="9">
     <w:name w:val="heading 9"/>
-    <w:basedOn w:val="Normal"/>
-    <w:next w:val="Normal"/>
-    <w:link w:val="Heading9Char"/>
+    <w:basedOn w:val="a"/>
+    <w:next w:val="a"/>
+    <w:link w:val="90"/>
     <w:uiPriority w:val="9"/>
     <w:semiHidden/>
     <w:unhideWhenUsed/>
@@ -1677,13 +1625,13 @@
       <w:color w:val="272727" w:themeColor="text1" w:themeTint="D8"/>
     </w:rPr>
   </w:style>
-  <w:style w:type="character" w:default="1" w:styleId="DefaultParagraphFont">
+  <w:style w:type="character" w:default="1" w:styleId="a0">
     <w:name w:val="Default Paragraph Font"/>
     <w:uiPriority w:val="1"/>
     <w:semiHidden/>
     <w:unhideWhenUsed/>
   </w:style>
-  <w:style w:type="table" w:default="1" w:styleId="TableNormal">
+  <w:style w:type="table" w:default="1" w:styleId="a1">
     <w:name w:val="Normal Table"/>
     <w:uiPriority w:val="99"/>
     <w:semiHidden/>
@@ -1698,16 +1646,16 @@
       </w:tblCellMar>
     </w:tblPr>
   </w:style>
-  <w:style w:type="numbering" w:default="1" w:styleId="NoList">
+  <w:style w:type="numbering" w:default="1" w:styleId="a2">
     <w:name w:val="No List"/>
     <w:uiPriority w:val="99"/>
     <w:semiHidden/>
     <w:unhideWhenUsed/>
   </w:style>
-  <w:style w:type="character" w:customStyle="1" w:styleId="Heading1Char">
-    <w:name w:val="Heading 1 Char"/>
-    <w:basedOn w:val="DefaultParagraphFont"/>
-    <w:link w:val="Heading1"/>
+  <w:style w:type="character" w:customStyle="1" w:styleId="10">
+    <w:name w:val="Заголовок 1 Знак"/>
+    <w:basedOn w:val="a0"/>
+    <w:link w:val="1"/>
     <w:uiPriority w:val="9"/>
     <w:rsid w:val="00FF2A20"/>
     <w:rPr>
@@ -1717,10 +1665,10 @@
       <w:szCs w:val="40"/>
     </w:rPr>
   </w:style>
-  <w:style w:type="character" w:customStyle="1" w:styleId="Heading2Char">
-    <w:name w:val="Heading 2 Char"/>
-    <w:basedOn w:val="DefaultParagraphFont"/>
-    <w:link w:val="Heading2"/>
+  <w:style w:type="character" w:customStyle="1" w:styleId="20">
+    <w:name w:val="Заголовок 2 Знак"/>
+    <w:basedOn w:val="a0"/>
+    <w:link w:val="2"/>
     <w:uiPriority w:val="9"/>
     <w:semiHidden/>
     <w:rsid w:val="00FF2A20"/>
@@ -1731,10 +1679,10 @@
       <w:szCs w:val="32"/>
     </w:rPr>
   </w:style>
-  <w:style w:type="character" w:customStyle="1" w:styleId="Heading3Char">
-    <w:name w:val="Heading 3 Char"/>
-    <w:basedOn w:val="DefaultParagraphFont"/>
-    <w:link w:val="Heading3"/>
+  <w:style w:type="character" w:customStyle="1" w:styleId="30">
+    <w:name w:val="Заголовок 3 Знак"/>
+    <w:basedOn w:val="a0"/>
+    <w:link w:val="3"/>
     <w:uiPriority w:val="9"/>
     <w:semiHidden/>
     <w:rsid w:val="00FF2A20"/>
@@ -1745,10 +1693,10 @@
       <w:szCs w:val="28"/>
     </w:rPr>
   </w:style>
-  <w:style w:type="character" w:customStyle="1" w:styleId="Heading4Char">
-    <w:name w:val="Heading 4 Char"/>
-    <w:basedOn w:val="DefaultParagraphFont"/>
-    <w:link w:val="Heading4"/>
+  <w:style w:type="character" w:customStyle="1" w:styleId="40">
+    <w:name w:val="Заголовок 4 Знак"/>
+    <w:basedOn w:val="a0"/>
+    <w:link w:val="4"/>
     <w:uiPriority w:val="9"/>
     <w:semiHidden/>
     <w:rsid w:val="00FF2A20"/>
@@ -1759,10 +1707,10 @@
       <w:color w:val="2F5496" w:themeColor="accent1" w:themeShade="BF"/>
     </w:rPr>
   </w:style>
-  <w:style w:type="character" w:customStyle="1" w:styleId="Heading5Char">
-    <w:name w:val="Heading 5 Char"/>
-    <w:basedOn w:val="DefaultParagraphFont"/>
-    <w:link w:val="Heading5"/>
+  <w:style w:type="character" w:customStyle="1" w:styleId="50">
+    <w:name w:val="Заголовок 5 Знак"/>
+    <w:basedOn w:val="a0"/>
+    <w:link w:val="5"/>
     <w:uiPriority w:val="9"/>
     <w:semiHidden/>
     <w:rsid w:val="00FF2A20"/>
@@ -1771,10 +1719,10 @@
       <w:color w:val="2F5496" w:themeColor="accent1" w:themeShade="BF"/>
     </w:rPr>
   </w:style>
-  <w:style w:type="character" w:customStyle="1" w:styleId="Heading6Char">
-    <w:name w:val="Heading 6 Char"/>
-    <w:basedOn w:val="DefaultParagraphFont"/>
-    <w:link w:val="Heading6"/>
+  <w:style w:type="character" w:customStyle="1" w:styleId="60">
+    <w:name w:val="Заголовок 6 Знак"/>
+    <w:basedOn w:val="a0"/>
+    <w:link w:val="6"/>
     <w:uiPriority w:val="9"/>
     <w:semiHidden/>
     <w:rsid w:val="00FF2A20"/>
@@ -1785,10 +1733,10 @@
       <w:color w:val="595959" w:themeColor="text1" w:themeTint="A6"/>
     </w:rPr>
   </w:style>
-  <w:style w:type="character" w:customStyle="1" w:styleId="Heading7Char">
-    <w:name w:val="Heading 7 Char"/>
-    <w:basedOn w:val="DefaultParagraphFont"/>
-    <w:link w:val="Heading7"/>
+  <w:style w:type="character" w:customStyle="1" w:styleId="70">
+    <w:name w:val="Заголовок 7 Знак"/>
+    <w:basedOn w:val="a0"/>
+    <w:link w:val="7"/>
     <w:uiPriority w:val="9"/>
     <w:semiHidden/>
     <w:rsid w:val="00FF2A20"/>
@@ -1797,10 +1745,10 @@
       <w:color w:val="595959" w:themeColor="text1" w:themeTint="A6"/>
     </w:rPr>
   </w:style>
-  <w:style w:type="character" w:customStyle="1" w:styleId="Heading8Char">
-    <w:name w:val="Heading 8 Char"/>
-    <w:basedOn w:val="DefaultParagraphFont"/>
-    <w:link w:val="Heading8"/>
+  <w:style w:type="character" w:customStyle="1" w:styleId="80">
+    <w:name w:val="Заголовок 8 Знак"/>
+    <w:basedOn w:val="a0"/>
+    <w:link w:val="8"/>
     <w:uiPriority w:val="9"/>
     <w:semiHidden/>
     <w:rsid w:val="00FF2A20"/>
@@ -1811,10 +1759,10 @@
       <w:color w:val="272727" w:themeColor="text1" w:themeTint="D8"/>
     </w:rPr>
   </w:style>
-  <w:style w:type="character" w:customStyle="1" w:styleId="Heading9Char">
-    <w:name w:val="Heading 9 Char"/>
-    <w:basedOn w:val="DefaultParagraphFont"/>
-    <w:link w:val="Heading9"/>
+  <w:style w:type="character" w:customStyle="1" w:styleId="90">
+    <w:name w:val="Заголовок 9 Знак"/>
+    <w:basedOn w:val="a0"/>
+    <w:link w:val="9"/>
     <w:uiPriority w:val="9"/>
     <w:semiHidden/>
     <w:rsid w:val="00FF2A20"/>
@@ -1823,11 +1771,11 @@
       <w:color w:val="272727" w:themeColor="text1" w:themeTint="D8"/>
     </w:rPr>
   </w:style>
-  <w:style w:type="paragraph" w:styleId="Title">
+  <w:style w:type="paragraph" w:styleId="a3">
     <w:name w:val="Title"/>
-    <w:basedOn w:val="Normal"/>
-    <w:next w:val="Normal"/>
-    <w:link w:val="TitleChar"/>
+    <w:basedOn w:val="a"/>
+    <w:next w:val="a"/>
+    <w:link w:val="a4"/>
     <w:uiPriority w:val="10"/>
     <w:qFormat/>
     <w:rsid w:val="00FF2A20"/>
@@ -1843,10 +1791,10 @@
       <w:szCs w:val="56"/>
     </w:rPr>
   </w:style>
-  <w:style w:type="character" w:customStyle="1" w:styleId="TitleChar">
-    <w:name w:val="Title Char"/>
-    <w:basedOn w:val="DefaultParagraphFont"/>
-    <w:link w:val="Title"/>
+  <w:style w:type="character" w:customStyle="1" w:styleId="a4">
+    <w:name w:val="Заголовок Знак"/>
+    <w:basedOn w:val="a0"/>
+    <w:link w:val="a3"/>
     <w:uiPriority w:val="10"/>
     <w:rsid w:val="00FF2A20"/>
     <w:rPr>
@@ -1857,11 +1805,11 @@
       <w:szCs w:val="56"/>
     </w:rPr>
   </w:style>
-  <w:style w:type="paragraph" w:styleId="Subtitle">
+  <w:style w:type="paragraph" w:styleId="a5">
     <w:name w:val="Subtitle"/>
-    <w:basedOn w:val="Normal"/>
-    <w:next w:val="Normal"/>
-    <w:link w:val="SubtitleChar"/>
+    <w:basedOn w:val="a"/>
+    <w:next w:val="a"/>
+    <w:link w:val="a6"/>
     <w:uiPriority w:val="11"/>
     <w:qFormat/>
     <w:rsid w:val="00FF2A20"/>
@@ -1879,10 +1827,10 @@
       <w:szCs w:val="28"/>
     </w:rPr>
   </w:style>
-  <w:style w:type="character" w:customStyle="1" w:styleId="SubtitleChar">
-    <w:name w:val="Subtitle Char"/>
-    <w:basedOn w:val="DefaultParagraphFont"/>
-    <w:link w:val="Subtitle"/>
+  <w:style w:type="character" w:customStyle="1" w:styleId="a6">
+    <w:name w:val="Подзаголовок Знак"/>
+    <w:basedOn w:val="a0"/>
+    <w:link w:val="a5"/>
     <w:uiPriority w:val="11"/>
     <w:rsid w:val="00FF2A20"/>
     <w:rPr>
@@ -1893,11 +1841,11 @@
       <w:szCs w:val="28"/>
     </w:rPr>
   </w:style>
-  <w:style w:type="paragraph" w:styleId="Quote">
+  <w:style w:type="paragraph" w:styleId="21">
     <w:name w:val="Quote"/>
-    <w:basedOn w:val="Normal"/>
-    <w:next w:val="Normal"/>
-    <w:link w:val="QuoteChar"/>
+    <w:basedOn w:val="a"/>
+    <w:next w:val="a"/>
+    <w:link w:val="22"/>
     <w:uiPriority w:val="29"/>
     <w:qFormat/>
     <w:rsid w:val="00FF2A20"/>
@@ -1911,10 +1859,10 @@
       <w:color w:val="404040" w:themeColor="text1" w:themeTint="BF"/>
     </w:rPr>
   </w:style>
-  <w:style w:type="character" w:customStyle="1" w:styleId="QuoteChar">
-    <w:name w:val="Quote Char"/>
-    <w:basedOn w:val="DefaultParagraphFont"/>
-    <w:link w:val="Quote"/>
+  <w:style w:type="character" w:customStyle="1" w:styleId="22">
+    <w:name w:val="Цитата 2 Знак"/>
+    <w:basedOn w:val="a0"/>
+    <w:link w:val="21"/>
     <w:uiPriority w:val="29"/>
     <w:rsid w:val="00FF2A20"/>
     <w:rPr>
@@ -1923,9 +1871,9 @@
       <w:color w:val="404040" w:themeColor="text1" w:themeTint="BF"/>
     </w:rPr>
   </w:style>
-  <w:style w:type="paragraph" w:styleId="ListParagraph">
+  <w:style w:type="paragraph" w:styleId="a7">
     <w:name w:val="List Paragraph"/>
-    <w:basedOn w:val="Normal"/>
+    <w:basedOn w:val="a"/>
     <w:uiPriority w:val="34"/>
     <w:qFormat/>
     <w:rsid w:val="00FF2A20"/>
@@ -1934,9 +1882,9 @@
       <w:contextualSpacing/>
     </w:pPr>
   </w:style>
-  <w:style w:type="character" w:styleId="IntenseEmphasis">
+  <w:style w:type="character" w:styleId="a8">
     <w:name w:val="Intense Emphasis"/>
-    <w:basedOn w:val="DefaultParagraphFont"/>
+    <w:basedOn w:val="a0"/>
     <w:uiPriority w:val="21"/>
     <w:qFormat/>
     <w:rsid w:val="00FF2A20"/>
@@ -1946,11 +1894,11 @@
       <w:color w:val="2F5496" w:themeColor="accent1" w:themeShade="BF"/>
     </w:rPr>
   </w:style>
-  <w:style w:type="paragraph" w:styleId="IntenseQuote">
+  <w:style w:type="paragraph" w:styleId="a9">
     <w:name w:val="Intense Quote"/>
-    <w:basedOn w:val="Normal"/>
-    <w:next w:val="Normal"/>
-    <w:link w:val="IntenseQuoteChar"/>
+    <w:basedOn w:val="a"/>
+    <w:next w:val="a"/>
+    <w:link w:val="aa"/>
     <w:uiPriority w:val="30"/>
     <w:qFormat/>
     <w:rsid w:val="00FF2A20"/>
@@ -1969,10 +1917,10 @@
       <w:color w:val="2F5496" w:themeColor="accent1" w:themeShade="BF"/>
     </w:rPr>
   </w:style>
-  <w:style w:type="character" w:customStyle="1" w:styleId="IntenseQuoteChar">
-    <w:name w:val="Intense Quote Char"/>
-    <w:basedOn w:val="DefaultParagraphFont"/>
-    <w:link w:val="IntenseQuote"/>
+  <w:style w:type="character" w:customStyle="1" w:styleId="aa">
+    <w:name w:val="Выделенная цитата Знак"/>
+    <w:basedOn w:val="a0"/>
+    <w:link w:val="a9"/>
     <w:uiPriority w:val="30"/>
     <w:rsid w:val="00FF2A20"/>
     <w:rPr>
@@ -1981,9 +1929,9 @@
       <w:color w:val="2F5496" w:themeColor="accent1" w:themeShade="BF"/>
     </w:rPr>
   </w:style>
-  <w:style w:type="character" w:styleId="IntenseReference">
+  <w:style w:type="character" w:styleId="ab">
     <w:name w:val="Intense Reference"/>
-    <w:basedOn w:val="DefaultParagraphFont"/>
+    <w:basedOn w:val="a0"/>
     <w:uiPriority w:val="32"/>
     <w:qFormat/>
     <w:rsid w:val="00FF2A20"/>
